--- a/Part_2_Certificate_and_Completion_Certificate.docx
+++ b/Part_2_Certificate_and_Completion_Certificate.docx
@@ -247,7 +247,25 @@
           <w:color w:val="FF0000"/>
           <w:lang w:eastAsia="en-US" w:bidi="ar-SA"/>
         </w:rPr>
-        <w:t>TrackMyMoney - The Complete Expense Tracker</w:t>
+        <w:t>Trackmymoney - The Complete Expense</w:t>
+      </w:r>
+      <w:r>
+        <w:rPr>
+          <w:rFonts w:hint="default" w:eastAsia="DejaVu Sans"/>
+          <w:b/>
+          <w:color w:val="FF0000"/>
+          <w:lang w:val="en-US" w:eastAsia="en-US" w:bidi="ar-SA"/>
+        </w:rPr>
+        <w:t xml:space="preserve"> </w:t>
+      </w:r>
+      <w:r>
+        <w:rPr>
+          <w:rFonts w:hint="default" w:eastAsia="DejaVu Sans"/>
+          <w:b/>
+          <w:color w:val="FF0000"/>
+          <w:lang w:eastAsia="en-US" w:bidi="ar-SA"/>
+        </w:rPr>
+        <w:t>Tracker</w:t>
       </w:r>
       <w:r>
         <w:rPr>
@@ -265,7 +283,25 @@
           <w:color w:val="auto"/>
           <w:lang w:eastAsia="en-US" w:bidi="ar-SA"/>
         </w:rPr>
-        <w:t xml:space="preserve"> has been carried out by “</w:t>
+        <w:t xml:space="preserve"> has been carried out by</w:t>
+      </w:r>
+      <w:r>
+        <w:rPr>
+          <w:rFonts w:hint="default" w:eastAsia="DejaVu Sans"/>
+          <w:bCs/>
+          <w:color w:val="auto"/>
+          <w:lang w:val="en-US" w:eastAsia="en-US" w:bidi="ar-SA"/>
+        </w:rPr>
+        <w:t xml:space="preserve"> </w:t>
+      </w:r>
+      <w:r>
+        <w:rPr>
+          <w:rFonts w:eastAsia="DejaVu Sans"/>
+          <w:bCs/>
+          <w:color w:val="auto"/>
+          <w:lang w:eastAsia="en-US" w:bidi="ar-SA"/>
+        </w:rPr>
+        <w:t>“</w:t>
       </w:r>
       <w:r>
         <w:rPr>
@@ -274,7 +310,7 @@
           <w:color w:val="FF0000"/>
           <w:lang w:eastAsia="en-US" w:bidi="ar-SA"/>
         </w:rPr>
-        <w:t>ABHISHEKKUMAR SHARWANKUMAR VARMA</w:t>
+        <w:t>Abhishekkumar Sharwankumar Varma</w:t>
       </w:r>
       <w:r>
         <w:rPr>
@@ -322,6 +358,19 @@
         </w:rPr>
         <w:t xml:space="preserve"> Semester of Darshan University, Rajkot during the academic year </w:t>
       </w:r>
+    </w:p>
+    <w:p>
+      <w:pPr>
+        <w:pStyle w:val="19"/>
+        <w:spacing w:line="480" w:lineRule="auto"/>
+        <w:jc w:val="both"/>
+        <w:rPr>
+          <w:rFonts w:eastAsia="DejaVu Sans"/>
+          <w:bCs/>
+          <w:color w:val="auto"/>
+          <w:lang w:eastAsia="en-US" w:bidi="ar-SA"/>
+        </w:rPr>
+      </w:pPr>
       <w:r>
         <w:rPr>
           <w:rFonts w:eastAsia="DejaVu Sans"/>
@@ -940,24 +989,48 @@
       <w:r>
         <w:rPr>
           <w:rFonts w:ascii="Times New Roman" w:hAnsi="Times New Roman" w:cs="Times New Roman" w:eastAsiaTheme="minorEastAsia"/>
+          <w:b/>
+          <w:bCs/>
           <w:color w:val="FF0000"/>
           <w:sz w:val="24"/>
           <w:szCs w:val="24"/>
           <w:lang w:eastAsia="en-IN" w:bidi="gu-IN"/>
         </w:rPr>
-        <w:t xml:space="preserve">Bachelor of Technology in </w:t>
+        <w:t>Bachelor of Technology in</w:t>
       </w:r>
       <w:r>
         <w:rPr>
           <w:rFonts w:ascii="Times New Roman" w:hAnsi="Times New Roman" w:cs="Times New Roman" w:eastAsiaTheme="minorEastAsia"/>
-          <w:b/>
-          <w:bCs/>
           <w:color w:val="FF0000"/>
           <w:sz w:val="24"/>
           <w:szCs w:val="24"/>
           <w:lang w:eastAsia="en-IN" w:bidi="gu-IN"/>
         </w:rPr>
-        <w:t>Computer Science and Engineering</w:t>
+        <w:t xml:space="preserve"> </w:t>
+      </w:r>
+      <w:r>
+        <w:rPr>
+          <w:rFonts w:ascii="Times New Roman" w:hAnsi="Times New Roman" w:cs="Times New Roman" w:eastAsiaTheme="minorEastAsia"/>
+          <w:b/>
+          <w:bCs/>
+          <w:color w:val="FF0000"/>
+          <w:sz w:val="24"/>
+          <w:szCs w:val="24"/>
+          <w:lang w:eastAsia="en-IN" w:bidi="gu-IN"/>
+        </w:rPr>
+        <w:t xml:space="preserve">Computer </w:t>
+      </w:r>
+      <w:r>
+        <w:rPr>
+          <w:rFonts w:ascii="Times New Roman" w:hAnsi="Times New Roman" w:cs="Times New Roman" w:eastAsiaTheme="minorEastAsia"/>
+          <w:b/>
+          <w:bCs/>
+          <w:color w:val="FF0000"/>
+          <w:sz w:val="24"/>
+          <w:szCs w:val="24"/>
+          <w:lang w:eastAsia="en-IN" w:bidi="gu-IN"/>
+        </w:rPr>
+        <w:t>Science and Engineering</w:t>
       </w:r>
       <w:r>
         <w:rPr>
@@ -1041,6 +1114,8 @@
           <w:lang w:eastAsia="en-IN" w:bidi="gu-IN"/>
         </w:rPr>
       </w:pPr>
+      <w:bookmarkStart w:id="0" w:name="_GoBack"/>
+      <w:bookmarkEnd w:id="0"/>
     </w:p>
     <w:p>
       <w:pPr>
@@ -1148,7 +1223,6 @@
                 <w:lang w:eastAsia="en-IN" w:bidi="gu-IN"/>
               </w:rPr>
             </w:pPr>
-            <w:bookmarkStart w:id="0" w:name="_GoBack"/>
             <w:r>
               <w:rPr>
                 <w:rFonts w:hint="default" w:eastAsia="DejaVu Sans"/>
@@ -1161,7 +1235,6 @@
               </w:rPr>
               <w:t>ABHISHEKKUMAR SHARWANKUMAR VARMA</w:t>
             </w:r>
-            <w:bookmarkEnd w:id="0"/>
             <w:r>
               <w:rPr>
                 <w:rFonts w:hint="default"/>
@@ -1438,7 +1511,7 @@
     <w:lsdException w:qFormat="1" w:unhideWhenUsed="0" w:uiPriority="99" w:semiHidden="0" w:name="header"/>
     <w:lsdException w:qFormat="1" w:unhideWhenUsed="0" w:uiPriority="99" w:semiHidden="0" w:name="footer"/>
     <w:lsdException w:uiPriority="99" w:name="index heading"/>
-    <w:lsdException w:unhideWhenUsed="0" w:uiPriority="0" w:semiHidden="0" w:name="caption"/>
+    <w:lsdException w:qFormat="1" w:unhideWhenUsed="0" w:uiPriority="0" w:semiHidden="0" w:name="caption"/>
     <w:lsdException w:uiPriority="99" w:name="table of figures"/>
     <w:lsdException w:uiPriority="99" w:name="envelope address"/>
     <w:lsdException w:uiPriority="99" w:name="envelope return"/>
@@ -1552,7 +1625,7 @@
     <w:lsdException w:uiPriority="99" w:name="Table Web 2"/>
     <w:lsdException w:uiPriority="99" w:name="Table Web 3"/>
     <w:lsdException w:qFormat="1" w:unhideWhenUsed="0" w:uiPriority="0" w:semiHidden="0" w:name="Balloon Text"/>
-    <w:lsdException w:unhideWhenUsed="0" w:uiPriority="39" w:semiHidden="0" w:name="Table Grid"/>
+    <w:lsdException w:qFormat="1" w:unhideWhenUsed="0" w:uiPriority="39" w:semiHidden="0" w:name="Table Grid"/>
     <w:lsdException w:uiPriority="99" w:name="Table Theme"/>
     <w:lsdException w:unhideWhenUsed="0" w:uiPriority="60" w:semiHidden="0" w:name="Light Shading"/>
     <w:lsdException w:unhideWhenUsed="0" w:uiPriority="61" w:semiHidden="0" w:name="Light List"/>
@@ -1773,6 +1846,7 @@
     <w:name w:val="caption"/>
     <w:basedOn w:val="1"/>
     <w:next w:val="1"/>
+    <w:qFormat/>
     <w:uiPriority w:val="0"/>
     <w:pPr>
       <w:suppressLineNumbers/>
@@ -1833,6 +1907,7 @@
   <w:style w:type="table" w:styleId="13">
     <w:name w:val="Table Grid"/>
     <w:basedOn w:val="5"/>
+    <w:qFormat/>
     <w:uiPriority w:val="39"/>
     <w:pPr>
       <w:spacing w:after="0" w:line="240" w:lineRule="auto"/>
